--- a/az/discovery-articles/6.6 Kompüter.docx
+++ b/az/discovery-articles/6.6 Kompüter.docx
@@ -4,533 +4,351 @@
   <w:body>
     <w:p>
       <w:pPr>
-        <w:keepNext/>
-        <w:spacing w:before="280" w:after="120"/>
+        <w:pStyle w:val="Title"/>
+        <w:widowControl/>
       </w:pPr>
       <w:r>
-        <w:rPr>
-          <w:rFonts w:ascii="Calibri" w:hAnsi="Calibri" w:eastAsia="Calibri"/>
-          <w:b/>
-          <w:i w:val="0"/>
-          <w:color w:val="004E8C"/>
-          <w:sz w:val="44"/>
-        </w:rPr>
         <w:t>6.6 Kompüter</w:t>
       </w:r>
     </w:p>
     <w:p>
       <w:pPr>
-        <w:spacing w:after="80"/>
+        <w:keepNext/>
+        <w:widowControl/>
       </w:pPr>
       <w:r>
         <w:rPr>
-          <w:rFonts w:ascii="Calibri" w:hAnsi="Calibri" w:eastAsia="Calibri"/>
-          <w:b w:val="0"/>
-          <w:i/>
-          <w:color w:val="505050"/>
-          <w:sz w:val="22"/>
+          <w:sz w:val="20"/>
         </w:rPr>
-        <w:t>6. Rəqəmsal texnologiyalar, kosmos və rabitə</w:t>
-      </w:r>
-    </w:p>
-    <w:p>
-      <w:pPr>
-        <w:spacing w:after="200"/>
-      </w:pPr>
-      <w:r>
-        <w:rPr>
-          <w:rFonts w:ascii="Calibri" w:hAnsi="Calibri" w:eastAsia="Calibri"/>
-          <w:b w:val="0"/>
-          <w:i/>
-          <w:sz w:val="22"/>
-        </w:rPr>
-        <w:t>Dövr: 1936–1945-ci illər (nəzəri əsaslar və ilk rəqəmsal kompüterlər); 1950-ci illərdən kommersiya dövrü | Əsas simalar: Alan Tyurinq; Konrad Zuze; ENIAC komandası; Con fon Neyman</w:t>
-      </w:r>
-    </w:p>
-    <w:p>
-      <w:pPr>
-        <w:spacing w:after="160" w:line="276" w:lineRule="auto"/>
-      </w:pPr>
-      <w:r>
-        <w:rPr>
-          <w:rFonts w:ascii="Calibri" w:hAnsi="Calibri" w:eastAsia="Calibri"/>
-          <w:b w:val="0"/>
-          <w:i w:val="0"/>
-          <w:sz w:val="22"/>
-        </w:rPr>
-        <w:t>Kompüter proqramlaşdırılmış təlimatları yerinə yetirərək məlumatı emal edir. O, mexaniki layihələrdən və bütöv otağı tutan elektron maşınlardan başlayaraq işdə, elmdə və mədəniyyətdə geniş istifadə olunan universal alətə çevrilib.</w:t>
+        <w:t>6 Rəqəmsal texnologiyalar kosmos və rabitə</w:t>
       </w:r>
     </w:p>
     <w:p>
       <w:pPr>
         <w:keepNext/>
-        <w:spacing w:before="240" w:after="120"/>
+        <w:widowControl/>
       </w:pPr>
       <w:r>
         <w:rPr>
-          <w:rFonts w:ascii="Calibri" w:hAnsi="Calibri" w:eastAsia="Calibri"/>
-          <w:b/>
-          <w:i w:val="0"/>
-          <w:color w:val="004E8C"/>
-          <w:sz w:val="28"/>
+          <w:sz w:val="20"/>
         </w:rPr>
-        <w:t>Əsas faktlar</w:t>
+        <w:t>Dövr: 1936–1945 (nəzəri əsaslar və ilk rəqəmsal kompüterlər); 1950-ci illərdən kommersiya dövrü | Əsas şəxslər: Alan Türinq; Konrad Tsuze; ENIAC qrupu; Con fon Neyman</w:t>
+      </w:r>
+    </w:p>
+    <w:p>
+      <w:pPr>
+        <w:widowControl/>
+      </w:pPr>
+      <w:r>
+        <w:t>Kompüter məlumatı emal etmək üçün proqramlaşdırılmış təlimatları yerinə yetirir. Mexaniki layihələrdən və otaq boyda elektron maşınlardan inkişaf edərək işdə, elmdə və mədəniyyətdə ümumi vasitəyə çevrildi.</w:t>
+      </w:r>
+    </w:p>
+    <w:p>
+      <w:pPr>
+        <w:pStyle w:val="Heading1"/>
+        <w:widowControl/>
+      </w:pPr>
+      <w:r>
+        <w:t>Əsas məlumatlar</w:t>
       </w:r>
     </w:p>
     <w:p>
       <w:pPr>
         <w:pStyle w:val="ListBullet"/>
+        <w:widowControl/>
       </w:pPr>
       <w:r>
-        <w:rPr>
-          <w:rFonts w:ascii="Calibri" w:hAnsi="Calibri" w:eastAsia="Calibri"/>
-          <w:b w:val="0"/>
-          <w:i w:val="0"/>
-          <w:sz w:val="22"/>
-        </w:rPr>
-        <w:t>Çarlz Bebbic XIX əsrdə proqramlaşdırıla bilən mexaniki hesablama maşınları layihələndirdi</w:t>
+        <w:t>Çarlz Bebbic XIX əsrdə proqramlaşdırılan mexaniki maşınlar layihələndirdi.</w:t>
       </w:r>
     </w:p>
     <w:p>
       <w:pPr>
         <w:pStyle w:val="ListBullet"/>
+        <w:widowControl/>
       </w:pPr>
       <w:r>
-        <w:rPr>
-          <w:rFonts w:ascii="Calibri" w:hAnsi="Calibri" w:eastAsia="Calibri"/>
-          <w:b w:val="0"/>
-          <w:i w:val="0"/>
-          <w:sz w:val="22"/>
-        </w:rPr>
-        <w:t>Alan Tyurinq 1936-cı ildə universal hesablama maşınının nəzəri modelini təsvir etdi</w:t>
+        <w:t>Alan Türinq 1936-cı ildə universal hesablama maşınını təsvir etdi.</w:t>
       </w:r>
     </w:p>
     <w:p>
       <w:pPr>
         <w:pStyle w:val="ListBullet"/>
+        <w:widowControl/>
       </w:pPr>
       <w:r>
-        <w:rPr>
-          <w:rFonts w:ascii="Calibri" w:hAnsi="Calibri" w:eastAsia="Calibri"/>
-          <w:b w:val="0"/>
-          <w:i w:val="0"/>
-          <w:sz w:val="22"/>
-        </w:rPr>
-        <w:t>ENIAC (1945) və 1940-cı illərin sonlarında yaradılan proqramı yaddaşda saxlayan maşınlar elektron hesablamanın mühüm mərhələləri oldu</w:t>
+        <w:t>ENIAC — Elektron Rəqəmsal İnteqrator və Kompüter — 1945-ci ildə, proqramı yaddaşda saxlayan maşınlar isə 1940-cı illərin sonunda mühüm mərhələlər oldu.</w:t>
       </w:r>
     </w:p>
     <w:p>
       <w:pPr>
         <w:pStyle w:val="ListBullet"/>
+        <w:widowControl/>
       </w:pPr>
       <w:r>
-        <w:rPr>
-          <w:rFonts w:ascii="Calibri" w:hAnsi="Calibri" w:eastAsia="Calibri"/>
-          <w:b w:val="0"/>
-          <w:i w:val="0"/>
-          <w:sz w:val="22"/>
-        </w:rPr>
-        <w:t>Con fon Neyman proqramın yaddaşda saxlanmasına əsaslanan arxitekturanın geniş yayılmasına kömək etdi</w:t>
+        <w:t>Con fon Neyman proqramın yaddaşda saxlanması arxitekturasının yayılmasına kömək etdi.</w:t>
       </w:r>
     </w:p>
     <w:p>
       <w:pPr>
         <w:pStyle w:val="ListBullet"/>
+        <w:widowControl/>
       </w:pPr>
       <w:r>
-        <w:rPr>
-          <w:rFonts w:ascii="Calibri" w:hAnsi="Calibri" w:eastAsia="Calibri"/>
-          <w:b w:val="0"/>
-          <w:i w:val="0"/>
-          <w:sz w:val="22"/>
-        </w:rPr>
-        <w:t>Proqram təminatı — yəni təlimatlar — aparat təminatı qədər vacibdir</w:t>
+        <w:t>Proqram təminatı — təlimatlar — fiziki avadanlıq qədər vacibdir.</w:t>
       </w:r>
     </w:p>
     <w:p>
       <w:pPr>
-        <w:keepNext/>
-        <w:spacing w:before="240" w:after="120"/>
+        <w:pStyle w:val="Heading1"/>
+        <w:widowControl/>
       </w:pPr>
       <w:r>
-        <w:rPr>
-          <w:rFonts w:ascii="Calibri" w:hAnsi="Calibri" w:eastAsia="Calibri"/>
-          <w:b/>
-          <w:i w:val="0"/>
-          <w:color w:val="004E8C"/>
-          <w:sz w:val="28"/>
-        </w:rPr>
         <w:t>Bu nədir</w:t>
       </w:r>
     </w:p>
     <w:p>
       <w:pPr>
-        <w:spacing w:after="160" w:line="276" w:lineRule="auto"/>
+        <w:widowControl/>
       </w:pPr>
       <w:r>
-        <w:rPr>
-          <w:rFonts w:ascii="Calibri" w:hAnsi="Calibri" w:eastAsia="Calibri"/>
-          <w:b w:val="0"/>
-          <w:i w:val="0"/>
-          <w:sz w:val="22"/>
-        </w:rPr>
-        <w:t>Kompüterə məlumat daxil edilir, o proqram adlanan təlimatları yerinə yetirir və nəticə çıxarır. Aparat təminatı kompüterin fiziki hissələrindən, proqram təminatı isə təlimat və məlumatlardan ibarətdir. Proqramı yaddaşda saxlayan kompüterdə təlimatlar da yaddaşa yazıldığı üçün maşını yenidən qurmadan onun gördüyü işi dəyişmək mümkündür. Belə kompüter yeni proqram yükləndikcə alətləri dəyişən son dərəcə çevik emalatxanaya bənzəyir.</w:t>
+        <w:t>Kompüter giriş məlumatını qəbul edir, proqram adlanan təlimatları izləyir və çıxış nəticəsi yaradır. Aparat təminatı fiziki hissələrdir. Proqram təminatı təlimat və məlumatları əhatə edir. Proqramı yaddaşda saxlayan kompüterdə təlimatlar yaddaşda yerləşir; buna görə maşını yenidən qurmadan vəzifəsini dəyişmək olur. O, yeni proqram yüklənəndə alətləri dəyişən çox çevik emalatxanaya bənzəyir.</w:t>
       </w:r>
     </w:p>
     <w:p>
       <w:pPr>
-        <w:keepNext/>
-        <w:spacing w:before="240" w:after="120"/>
+        <w:pStyle w:val="Heading1"/>
+        <w:widowControl/>
       </w:pPr>
       <w:r>
-        <w:rPr>
-          <w:rFonts w:ascii="Calibri" w:hAnsi="Calibri" w:eastAsia="Calibri"/>
-          <w:b/>
-          <w:i w:val="0"/>
-          <w:color w:val="004E8C"/>
-          <w:sz w:val="28"/>
-        </w:rPr>
-        <w:t>Onu kim kəşf və ya ixtira edib</w:t>
+        <w:t>Kim kəşf edib və ya yaradıb</w:t>
       </w:r>
     </w:p>
     <w:p>
       <w:pPr>
-        <w:spacing w:after="160" w:line="276" w:lineRule="auto"/>
+        <w:widowControl/>
       </w:pPr>
       <w:r>
-        <w:rPr>
-          <w:rFonts w:ascii="Calibri" w:hAnsi="Calibri" w:eastAsia="Calibri"/>
-          <w:b w:val="0"/>
-          <w:i w:val="0"/>
-          <w:sz w:val="22"/>
-        </w:rPr>
-        <w:t>Çarlz Bebbic XIX əsrdə proqramlaşdırıla bilən mexaniki hesablama maşınları layihələndirdi, Ada Lavleys isə belə maşının təkcə ədədləri deyil, simvolları da emal edə biləcəyini izah etdi. Alan Tyurinq 1936-cı ildə ümumi hesablamanın riyazi modelini yaratdı. Konrad Zuze 1941-ci ildə Z3 maşınını qurdu. Müharibə illərində müxtəlif komandalar Colossus və ENIAC-ı, sonrakı qruplar isə proqramı yaddaşda saxlayan maşınları hazırladılar. Con fon Neyman bu arxitekturanın aydın təsvirinin yayılmasına böyük töhfə verdi.</w:t>
+        <w:t>Çarlz Bebbic XIX əsrdə proqramlaşdırılan mexaniki maşınlar layihələndirdi. Ada Lavleys belə maşının rəqəmlərlə yanaşı simvolları da emal edə biləcəyini təsvir etdi. Alan Türinq 1936-cı ildə ümumi hesablamanın riyazi modelini verdi. Konrad Tsuze 1941-ci ildə Z3-ü qurdu. Müharibə qrupları Colossus və ENIAC-ı, sonrakı qruplar isə proqramı yaddaşda saxlayan maşınları yaratdılar. Con fon Neyman həmin arxitekturanın aydın təsvirini yaymağa kömək etdi.</w:t>
       </w:r>
     </w:p>
     <w:p>
       <w:pPr>
-        <w:keepNext/>
-        <w:spacing w:before="240" w:after="120"/>
+        <w:pStyle w:val="Heading1"/>
+        <w:widowControl/>
       </w:pPr>
       <w:r>
-        <w:rPr>
-          <w:rFonts w:ascii="Calibri" w:hAnsi="Calibri" w:eastAsia="Calibri"/>
-          <w:b/>
-          <w:i w:val="0"/>
-          <w:color w:val="004E8C"/>
-          <w:sz w:val="28"/>
-        </w:rPr>
-        <w:t>Nə vaxt və necə meydana gəlib</w:t>
+        <w:t>Nə vaxt və necə yaranıb</w:t>
       </w:r>
     </w:p>
     <w:p>
       <w:pPr>
-        <w:spacing w:after="160" w:line="276" w:lineRule="auto"/>
+        <w:widowControl/>
       </w:pPr>
       <w:r>
-        <w:rPr>
-          <w:rFonts w:ascii="Calibri" w:hAnsi="Calibri" w:eastAsia="Calibri"/>
-          <w:b w:val="0"/>
-          <w:i w:val="0"/>
-          <w:sz w:val="22"/>
-        </w:rPr>
-        <w:t>Müharibə şifrələrin açılması və iri həcmli hesablamalar üçün təcili ehtiyac yaratdı. İlk elektron maşınlar vakuum lampaları ilə işləyirdi və bütöv otaqları tuturdu. Daha sonra universitetlər və dövlət qurumları kompüterlərdən elmi tədqiqatlarda və idarəçilikdə istifadə etməyə başladılar. Tranzistorlar və mikroçiplər kompüterləri kiçildib ucuzlaşdırdı; bunun ardınca mini-kompüterlər, fərdi kompüterlər və smartfonlar yarandı.</w:t>
+        <w:t>Müharibə şifrələri açmaq və iri hesablamalar aparmaq üçün təcili ehtiyac yaratdı. İlk elektron maşınlar elektron lampalardan istifadə edir və otaqları doldururdu. Sonra universitetlər və hökumətlər kompüterləri elmə və idarəçiliyə tətbiq etdilər. Tranzistorlar və mikroçiplər ölçünü və qiyməti azaldaraq minikompüterlərə, fərdi kompüterlərə və smartfonlara yol açdı.</w:t>
       </w:r>
     </w:p>
     <w:p>
       <w:pPr>
-        <w:keepNext/>
-        <w:spacing w:before="240" w:after="120"/>
+        <w:pStyle w:val="Heading1"/>
+        <w:widowControl/>
       </w:pPr>
       <w:r>
-        <w:rPr>
-          <w:rFonts w:ascii="Calibri" w:hAnsi="Calibri" w:eastAsia="Calibri"/>
-          <w:b/>
-          <w:i w:val="0"/>
-          <w:color w:val="004E8C"/>
-          <w:sz w:val="28"/>
-        </w:rPr>
-        <w:t>Elmi baxımdan əhəmiyyəti</w:t>
+        <w:t>Elm üçün əhəmiyyəti</w:t>
       </w:r>
     </w:p>
     <w:p>
       <w:pPr>
-        <w:spacing w:after="160" w:line="276" w:lineRule="auto"/>
+        <w:widowControl/>
       </w:pPr>
       <w:r>
-        <w:rPr>
-          <w:rFonts w:ascii="Calibri" w:hAnsi="Calibri" w:eastAsia="Calibri"/>
-          <w:b w:val="0"/>
-          <w:i w:val="0"/>
-          <w:sz w:val="22"/>
-        </w:rPr>
-        <w:t>Kompüterlər addım-addım yerinə yetirilən üsulların — alqoritmlərin — ayrıca tədqiqat sahəsinə çevrilməsinə şərait yaratdı. Simulyasiya hava hadisələrini, molekulları, qalaktikaları və başqa sistemləri öyrənməyin əsas üsullarından biri oldu. Tyurinq göstərdi ki, heç bir ümumi alqoritmlə həll edilməsi mümkün olmayan məsələlər də var. Kompüter insanın hesablaya bildiklərinin sərhədini genişləndirməklə yanaşı, bu imkanların qəti hüdudlarını da üzə çıxardı.</w:t>
+        <w:t>Kompüterlər addım-addım həll üsulları olan alqoritmləri ayrıca tədqiqat sahəsinə çevirdi. Hava, molekullar, qalaktikalar və başqa sistemləri öyrənmək üçün kompüter modelləşdirməsini əsas üsullardan etdi. Türinq bəzi məsələlərin heç bir ümumi alqoritmlə həll edilə bilmədiyini göstərdi. Maşın insanın hesablaya bildiyi işlərin dairəsini genişləndirərkən qəti sərhədləri də üzə çıxardı.</w:t>
       </w:r>
     </w:p>
     <w:p>
       <w:pPr>
-        <w:keepNext/>
-        <w:spacing w:before="240" w:after="120"/>
+        <w:pStyle w:val="Heading1"/>
+        <w:widowControl/>
       </w:pPr>
       <w:r>
-        <w:rPr>
-          <w:rFonts w:ascii="Calibri" w:hAnsi="Calibri" w:eastAsia="Calibri"/>
-          <w:b/>
-          <w:i w:val="0"/>
-          <w:color w:val="004E8C"/>
-          <w:sz w:val="28"/>
-        </w:rPr>
-        <w:t>Sonrakı inkişaflara necə təsir göstərib</w:t>
+        <w:t>Sonrakı inkişafa təsiri</w:t>
       </w:r>
     </w:p>
     <w:p>
       <w:pPr>
-        <w:spacing w:after="160" w:line="276" w:lineRule="auto"/>
+        <w:widowControl/>
       </w:pPr>
       <w:r>
-        <w:rPr>
-          <w:rFonts w:ascii="Calibri" w:hAnsi="Calibri" w:eastAsia="Calibri"/>
-          <w:b w:val="0"/>
-          <w:i w:val="0"/>
-          <w:sz w:val="22"/>
-        </w:rPr>
-        <w:t>Kompüterlərin şəbəkəyə qoşulması onların məlumat mübadiləsi aparmasına imkan verdi. Mikroprosessor əsas emal əməliyyatlarını bir çipdə birləşdirdi. Bulud xidmətləri indi uzaqdakı məlumat mərkəzləri vasitəsilə ortaq hesablama resursları təqdim edir. Süni intellekt isə böyük həcmli məlumatlarda qanunauyğunluqları aşkar etmək üçün kompüter avadanlığından və proqram təminatından istifadə edir.</w:t>
+        <w:t>Şəbəkələr kompüterləri məlumat paylaşmaq üçün birləşdirdi. Mikroprosessorlar mərkəzi emalı bir çipə yerləşdirdi. Bulud xidmətləri indi uzaq məlumat mərkəzləri vasitəsilə ortaq hesablama imkanları verir. Süni intellekt böyük məlumat toplusunda qanunauyğunluqları tapmaq üçün kompüter avadanlığı və proqramlarından istifadə edir.</w:t>
       </w:r>
     </w:p>
     <w:p>
       <w:pPr>
-        <w:keepNext/>
-        <w:spacing w:before="240" w:after="120"/>
+        <w:pStyle w:val="Heading1"/>
+        <w:widowControl/>
       </w:pPr>
       <w:r>
-        <w:rPr>
-          <w:rFonts w:ascii="Calibri" w:hAnsi="Calibri" w:eastAsia="Calibri"/>
-          <w:b/>
-          <w:i w:val="0"/>
-          <w:color w:val="004E8C"/>
-          <w:sz w:val="28"/>
-        </w:rPr>
         <w:t>İnsan həyatını necə dəyişib</w:t>
       </w:r>
     </w:p>
     <w:p>
       <w:pPr>
-        <w:spacing w:after="160" w:line="276" w:lineRule="auto"/>
+        <w:widowControl/>
       </w:pPr>
       <w:r>
-        <w:rPr>
-          <w:rFonts w:ascii="Calibri" w:hAnsi="Calibri" w:eastAsia="Calibri"/>
-          <w:b w:val="0"/>
-          <w:i w:val="0"/>
-          <w:sz w:val="22"/>
-        </w:rPr>
-        <w:t>Kompüterlər yazı işini, bank xidmətlərini, dizaynı, elmi tədqiqatı, əyləncəni və rabitəni dəyişdirdi. Onlar yeni peşələr yaratdı, bəzi işləri aradan qaldırdı, bəzilərini isə yenidən formalaşdırdı. İnsanlara güclü yaradıcılıq vasitələri verdi, eyni zamanda nəzarət, kibercinayət və daimi diqqət dağınıqlığı üçün də imkan açdı. Kompüter sadəcə əvvəlki işləri sürətləndirmədi; tamamilə yeni fəaliyyət sahələri yaratdı.</w:t>
+        <w:t>Kompüterlər yazını, bankçılığı, layihələndirməni, elmi, əyləncəni və ünsiyyəti dəyişdirdi. Yeni işlər yaratdı, başqalarını aradan qaldırdı və ya yenidən formalaşdırdı. İnsanlara güclü yaradıcılıq vasitələri verdi, amma izləməni, kibercinayəti və daimi diqqət yayınmasını da mümkün etdi. Kompüter köhnə işi sadəcə sürətləndirmədi; tamamilə yeni iş növləri yaratdı.</w:t>
       </w:r>
     </w:p>
     <w:p>
       <w:pPr>
-        <w:keepNext/>
-        <w:spacing w:before="240" w:after="120"/>
+        <w:pStyle w:val="Heading1"/>
+        <w:widowControl/>
       </w:pPr>
       <w:r>
-        <w:rPr>
-          <w:rFonts w:ascii="Calibri" w:hAnsi="Calibri" w:eastAsia="Calibri"/>
-          <w:b/>
-          <w:i w:val="0"/>
-          <w:color w:val="004E8C"/>
-          <w:sz w:val="28"/>
-        </w:rPr>
         <w:t>Mənbələr və istinadlar</w:t>
       </w:r>
     </w:p>
     <w:p>
       <w:pPr>
-        <w:keepNext/>
-        <w:spacing w:before="240" w:after="120"/>
+        <w:pStyle w:val="Heading2"/>
+        <w:widowControl/>
       </w:pPr>
       <w:r>
         <w:rPr>
-          <w:rFonts w:ascii="Calibri" w:hAnsi="Calibri" w:eastAsia="Calibri"/>
-          <w:b/>
-          <w:i w:val="0"/>
-          <w:color w:val="004E8C"/>
-          <w:sz w:val="24"/>
+          <w:sz w:val="20"/>
         </w:rPr>
-        <w:t>C. Təşkilatların materialları və ensiklopedik mənbələr</w:t>
+        <w:t>C Qurumların materialları və ensiklopedik mənbələr</w:t>
       </w:r>
     </w:p>
     <w:p>
       <w:pPr>
-        <w:spacing w:after="80"/>
-        <w:ind w:left="360"/>
+        <w:widowControl/>
       </w:pPr>
       <w:r>
         <w:rPr>
-          <w:rFonts w:ascii="Calibri" w:hAnsi="Calibri" w:eastAsia="Calibri"/>
-          <w:b w:val="0"/>
-          <w:i w:val="0"/>
-          <w:sz w:val="22"/>
+          <w:sz w:val="20"/>
         </w:rPr>
-        <w:t>1. Encyclopaedia Britannica. “Computer” (“Kompüter”).</w:t>
-      </w:r>
-      <w:r>
-        <w:rPr>
-          <w:rFonts w:ascii="Calibri" w:hAnsi="Calibri" w:eastAsia="Calibri"/>
-          <w:b w:val="0"/>
-          <w:i w:val="0"/>
-          <w:sz w:val="22"/>
-        </w:rPr>
-        <w:t xml:space="preserve"> </w:t>
+        <w:t xml:space="preserve">1. Encyclopaedia Britannica. 'Computer.' </w:t>
       </w:r>
       <w:hyperlink r:id="rId9">
         <w:r>
           <w:rPr>
-            <w:rFonts w:ascii="Calibri" w:hAnsi="Calibri" w:eastAsia="Calibri"/>
-            <w:b w:val="0"/>
-            <w:i w:val="0"/>
-            <w:sz w:val="22"/>
-            <w:color w:val="0563C1"/>
-            <w:u w:val="single"/>
+            <w:sz w:val="20"/>
           </w:rPr>
           <w:t>https://www.britannica.com/technology/computer</w:t>
         </w:r>
       </w:hyperlink>
+      <w:r>
+        <w:rPr>
+          <w:sz w:val="20"/>
+        </w:rPr>
+      </w:r>
     </w:p>
     <w:p>
       <w:pPr>
-        <w:spacing w:after="80"/>
-        <w:ind w:left="360"/>
+        <w:widowControl/>
       </w:pPr>
       <w:r>
         <w:rPr>
-          <w:rFonts w:ascii="Calibri" w:hAnsi="Calibri" w:eastAsia="Calibri"/>
-          <w:b w:val="0"/>
-          <w:i w:val="0"/>
-          <w:sz w:val="22"/>
+          <w:sz w:val="20"/>
         </w:rPr>
-        <w:t>2. Stanford Encyclopedia of Philosophy. “The Modern History of Computing” (“Hesablamanın müasir tarixi”).</w:t>
-      </w:r>
-      <w:r>
-        <w:rPr>
-          <w:rFonts w:ascii="Calibri" w:hAnsi="Calibri" w:eastAsia="Calibri"/>
-          <w:b w:val="0"/>
-          <w:i w:val="0"/>
-          <w:sz w:val="22"/>
-        </w:rPr>
-        <w:t xml:space="preserve"> </w:t>
+        <w:t xml:space="preserve">2. Stanford Encyclopedia of Philosophy. 'The Modern History of Computing.' </w:t>
       </w:r>
       <w:hyperlink r:id="rId10">
         <w:r>
           <w:rPr>
-            <w:rFonts w:ascii="Calibri" w:hAnsi="Calibri" w:eastAsia="Calibri"/>
-            <w:b w:val="0"/>
-            <w:i w:val="0"/>
-            <w:sz w:val="22"/>
-            <w:color w:val="0563C1"/>
-            <w:u w:val="single"/>
+            <w:sz w:val="20"/>
           </w:rPr>
           <w:t>https://plato.stanford.edu/entries/computing-history/</w:t>
         </w:r>
       </w:hyperlink>
-    </w:p>
-    <w:p>
-      <w:pPr>
-        <w:keepNext/>
-        <w:spacing w:before="240" w:after="120"/>
-      </w:pPr>
       <w:r>
         <w:rPr>
-          <w:rFonts w:ascii="Calibri" w:hAnsi="Calibri" w:eastAsia="Calibri"/>
-          <w:b/>
-          <w:i w:val="0"/>
-          <w:color w:val="004E8C"/>
-          <w:sz w:val="24"/>
+          <w:sz w:val="20"/>
         </w:rPr>
-        <w:t>D. Muzey, arxiv və kitabxana materialları</w:t>
       </w:r>
     </w:p>
     <w:p>
       <w:pPr>
-        <w:spacing w:after="80"/>
-        <w:ind w:left="360"/>
+        <w:pStyle w:val="Heading2"/>
+        <w:widowControl/>
       </w:pPr>
       <w:r>
         <w:rPr>
-          <w:rFonts w:ascii="Calibri" w:hAnsi="Calibri" w:eastAsia="Calibri"/>
-          <w:b w:val="0"/>
-          <w:i w:val="0"/>
-          <w:sz w:val="22"/>
+          <w:sz w:val="20"/>
         </w:rPr>
-        <w:t>1. Computer History Museum. “Timeline of Computer History” (“Kompüter tarixinin zaman xətti”).</w:t>
+        <w:t>D Muzey və arxiv materialları</w:t>
       </w:r>
+    </w:p>
+    <w:p>
+      <w:pPr>
+        <w:widowControl/>
+      </w:pPr>
       <w:r>
         <w:rPr>
-          <w:rFonts w:ascii="Calibri" w:hAnsi="Calibri" w:eastAsia="Calibri"/>
-          <w:b w:val="0"/>
-          <w:i w:val="0"/>
-          <w:sz w:val="22"/>
+          <w:sz w:val="20"/>
         </w:rPr>
-        <w:t xml:space="preserve"> </w:t>
+        <w:t xml:space="preserve">1. Computer History Museum. 'Timeline of Computer History.' </w:t>
       </w:r>
       <w:hyperlink r:id="rId11">
         <w:r>
           <w:rPr>
-            <w:rFonts w:ascii="Calibri" w:hAnsi="Calibri" w:eastAsia="Calibri"/>
-            <w:b w:val="0"/>
-            <w:i w:val="0"/>
-            <w:sz w:val="22"/>
-            <w:color w:val="0563C1"/>
-            <w:u w:val="single"/>
+            <w:sz w:val="20"/>
           </w:rPr>
           <w:t>https://www.computerhistory.org/timeline/computers/</w:t>
         </w:r>
       </w:hyperlink>
+      <w:r>
+        <w:rPr>
+          <w:sz w:val="20"/>
+        </w:rPr>
+      </w:r>
     </w:p>
     <w:p>
       <w:pPr>
-        <w:spacing w:after="80"/>
-        <w:ind w:left="360"/>
+        <w:widowControl/>
       </w:pPr>
       <w:r>
         <w:rPr>
-          <w:rFonts w:ascii="Calibri" w:hAnsi="Calibri" w:eastAsia="Calibri"/>
-          <w:b w:val="0"/>
-          <w:i w:val="0"/>
-          <w:sz w:val="22"/>
+          <w:sz w:val="20"/>
         </w:rPr>
-        <w:t>2. Computer History Museum. “Ada Lovelace” (“Ada Lavleys”).</w:t>
-      </w:r>
-      <w:r>
-        <w:rPr>
-          <w:rFonts w:ascii="Calibri" w:hAnsi="Calibri" w:eastAsia="Calibri"/>
-          <w:b w:val="0"/>
-          <w:i w:val="0"/>
-          <w:sz w:val="22"/>
-        </w:rPr>
-        <w:t xml:space="preserve"> </w:t>
+        <w:t xml:space="preserve">2. Computer History Museum. 'Ada Lovelace.' </w:t>
       </w:r>
       <w:hyperlink r:id="rId12">
         <w:r>
           <w:rPr>
-            <w:rFonts w:ascii="Calibri" w:hAnsi="Calibri" w:eastAsia="Calibri"/>
-            <w:b w:val="0"/>
-            <w:i w:val="0"/>
-            <w:sz w:val="22"/>
-            <w:color w:val="0563C1"/>
-            <w:u w:val="single"/>
+            <w:sz w:val="20"/>
           </w:rPr>
           <w:t>https://www.computerhistory.org/babbage/adalovelace/</w:t>
         </w:r>
       </w:hyperlink>
+      <w:r>
+        <w:rPr>
+          <w:sz w:val="20"/>
+        </w:rPr>
+      </w:r>
     </w:p>
     <w:sectPr>
-      <w:pgSz w:w="12240" w:h="15840"/>
-      <w:pgMar w:top="1296" w:right="1440" w:bottom="1296" w:left="1440" w:header="720" w:footer="720" w:gutter="0"/>
+      <w:footerReference w:type="default" r:id="rId13"/>
+      <w:pgSz w:w="11906" w:h="16838"/>
+      <w:pgMar w:top="1020" w:right="1134" w:bottom="1020" w:left="1134" w:header="720" w:footer="720" w:gutter="0"/>
       <w:cols w:space="720"/>
       <w:docGrid w:linePitch="360"/>
     </w:sectPr>
   </w:body>
 </w:document>
+</file>
+
+<file path=word/footer1.xml><?xml version="1.0" encoding="utf-8"?>
+<w:ftr xmlns:m="http://schemas.openxmlformats.org/officeDocument/2006/math" xmlns:mc="http://schemas.openxmlformats.org/markup-compatibility/2006" xmlns:mo="http://schemas.microsoft.com/office/mac/office/2008/main" xmlns:mv="urn:schemas-microsoft-com:mac:vml" xmlns:o="urn:schemas-microsoft-com:office:office" xmlns:r="http://schemas.openxmlformats.org/officeDocument/2006/relationships" xmlns:v="urn:schemas-microsoft-com:vml" xmlns:w10="urn:schemas-microsoft-com:office:word" xmlns:w14="http://schemas.microsoft.com/office/word/2010/wordml" xmlns:w="http://schemas.openxmlformats.org/wordprocessingml/2006/main" xmlns:wne="http://schemas.microsoft.com/office/word/2006/wordml" xmlns:wp14="http://schemas.microsoft.com/office/word/2010/wordprocessingDrawing" xmlns:wp="http://schemas.openxmlformats.org/drawingml/2006/wordprocessingDrawing" xmlns:wpc="http://schemas.microsoft.com/office/word/2010/wordprocessingCanvas" xmlns:wpg="http://schemas.microsoft.com/office/word/2010/wordprocessingGroup" xmlns:wpi="http://schemas.microsoft.com/office/word/2010/wordprocessingInk" xmlns:wps="http://schemas.microsoft.com/office/word/2010/wordprocessingShape" mc:Ignorable="w14 wp14">
+  <w:p>
+    <w:pPr>
+      <w:pStyle w:val="Footer"/>
+      <w:jc w:val="right"/>
+    </w:pPr>
+    <w:fldSimple w:instr="PAGE"/>
+  </w:p>
+</w:ftr>
 </file>
 
 <file path=word/numbering.xml><?xml version="1.0" encoding="utf-8"?>
@@ -741,7 +559,7 @@
   <w:docDefaults>
     <w:rPrDefault>
       <w:rPr>
-        <w:rFonts w:asciiTheme="minorHAnsi" w:eastAsiaTheme="minorEastAsia" w:hAnsiTheme="minorHAnsi" w:cstheme="minorBidi"/>
+        <w:rFonts/>
         <w:sz w:val="22"/>
         <w:szCs w:val="22"/>
         <w:lang w:val="en-US" w:eastAsia="en-US" w:bidi="ar-SA"/>
@@ -896,6 +714,15 @@
     <w:name w:val="Normal"/>
     <w:qFormat/>
     <w:rsid w:val="00FC693F"/>
+    <w:pPr>
+      <w:spacing w:after="120" w:line="259" w:lineRule="auto"/>
+    </w:pPr>
+    <w:rPr>
+      <w:rFonts w:ascii="Times New Roman" w:hAnsi="Times New Roman"/>
+      <w:color w:val="000000"/>
+      <w:sz w:val="24"/>
+      <w:lang w:val="az-Latn-AZ"/>
+    </w:rPr>
   </w:style>
   <w:style w:type="paragraph" w:styleId="Header">
     <w:name w:val="header"/>
@@ -952,16 +779,17 @@
     <w:pPr>
       <w:keepNext/>
       <w:keepLines/>
-      <w:spacing w:before="480" w:after="0"/>
+      <w:spacing w:before="480" w:after="120" w:line="259" w:lineRule="auto"/>
       <w:outlineLvl w:val="0"/>
     </w:pPr>
     <w:rPr>
-      <w:rFonts w:asciiTheme="majorHAnsi" w:eastAsiaTheme="majorEastAsia" w:hAnsiTheme="majorHAnsi" w:cstheme="majorBidi"/>
+      <w:rFonts w:ascii="Times New Roman" w:hAnsi="Times New Roman"/>
       <w:b/>
       <w:bCs/>
-      <w:color w:val="365F91" w:themeColor="accent1" w:themeShade="BF"/>
-      <w:sz w:val="28"/>
+      <w:color w:val="000000"/>
+      <w:sz w:val="26"/>
       <w:szCs w:val="28"/>
+      <w:lang w:val="az-Latn-AZ"/>
     </w:rPr>
   </w:style>
   <w:style w:type="paragraph" w:styleId="Heading2">
@@ -976,16 +804,17 @@
     <w:pPr>
       <w:keepNext/>
       <w:keepLines/>
-      <w:spacing w:before="200" w:after="0"/>
+      <w:spacing w:before="200" w:after="120" w:line="259" w:lineRule="auto"/>
       <w:outlineLvl w:val="1"/>
     </w:pPr>
     <w:rPr>
-      <w:rFonts w:asciiTheme="majorHAnsi" w:eastAsiaTheme="majorEastAsia" w:hAnsiTheme="majorHAnsi" w:cstheme="majorBidi"/>
+      <w:rFonts w:ascii="Times New Roman" w:hAnsi="Times New Roman"/>
       <w:b/>
       <w:bCs/>
-      <w:color w:val="4F81BD" w:themeColor="accent1"/>
+      <w:color w:val="000000"/>
       <w:sz w:val="26"/>
       <w:szCs w:val="26"/>
+      <w:lang w:val="az-Latn-AZ"/>
     </w:rPr>
   </w:style>
   <w:style w:type="paragraph" w:styleId="Heading3">
@@ -1004,7 +833,7 @@
       <w:outlineLvl w:val="2"/>
     </w:pPr>
     <w:rPr>
-      <w:rFonts w:asciiTheme="majorHAnsi" w:eastAsiaTheme="majorEastAsia" w:hAnsiTheme="majorHAnsi" w:cstheme="majorBidi"/>
+      <w:rFonts/>
       <w:b/>
       <w:bCs/>
       <w:color w:val="4F81BD" w:themeColor="accent1"/>
@@ -1027,7 +856,7 @@
       <w:outlineLvl w:val="3"/>
     </w:pPr>
     <w:rPr>
-      <w:rFonts w:asciiTheme="majorHAnsi" w:eastAsiaTheme="majorEastAsia" w:hAnsiTheme="majorHAnsi" w:cstheme="majorBidi"/>
+      <w:rFonts/>
       <w:b/>
       <w:bCs/>
       <w:i/>
@@ -1052,7 +881,7 @@
       <w:outlineLvl w:val="4"/>
     </w:pPr>
     <w:rPr>
-      <w:rFonts w:asciiTheme="majorHAnsi" w:eastAsiaTheme="majorEastAsia" w:hAnsiTheme="majorHAnsi" w:cstheme="majorBidi"/>
+      <w:rFonts/>
       <w:color w:val="243F60" w:themeColor="accent1" w:themeShade="7F"/>
     </w:rPr>
   </w:style>
@@ -1073,7 +902,7 @@
       <w:outlineLvl w:val="5"/>
     </w:pPr>
     <w:rPr>
-      <w:rFonts w:asciiTheme="majorHAnsi" w:eastAsiaTheme="majorEastAsia" w:hAnsiTheme="majorHAnsi" w:cstheme="majorBidi"/>
+      <w:rFonts/>
       <w:i/>
       <w:iCs/>
       <w:color w:val="243F60" w:themeColor="accent1" w:themeShade="7F"/>
@@ -1096,7 +925,7 @@
       <w:outlineLvl w:val="6"/>
     </w:pPr>
     <w:rPr>
-      <w:rFonts w:asciiTheme="majorHAnsi" w:eastAsiaTheme="majorEastAsia" w:hAnsiTheme="majorHAnsi" w:cstheme="majorBidi"/>
+      <w:rFonts/>
       <w:i/>
       <w:iCs/>
       <w:color w:val="404040" w:themeColor="text1" w:themeTint="BF"/>
@@ -1119,7 +948,7 @@
       <w:outlineLvl w:val="7"/>
     </w:pPr>
     <w:rPr>
-      <w:rFonts w:asciiTheme="majorHAnsi" w:eastAsiaTheme="majorEastAsia" w:hAnsiTheme="majorHAnsi" w:cstheme="majorBidi"/>
+      <w:rFonts/>
       <w:color w:val="4F81BD" w:themeColor="accent1"/>
       <w:sz w:val="20"/>
       <w:szCs w:val="20"/>
@@ -1142,7 +971,7 @@
       <w:outlineLvl w:val="8"/>
     </w:pPr>
     <w:rPr>
-      <w:rFonts w:asciiTheme="majorHAnsi" w:eastAsiaTheme="majorEastAsia" w:hAnsiTheme="majorHAnsi" w:cstheme="majorBidi"/>
+      <w:rFonts/>
       <w:i/>
       <w:iCs/>
       <w:color w:val="404040" w:themeColor="text1" w:themeTint="BF"/>
@@ -1193,7 +1022,7 @@
     <w:uiPriority w:val="9"/>
     <w:rsid w:val="00FC693F"/>
     <w:rPr>
-      <w:rFonts w:asciiTheme="majorHAnsi" w:eastAsiaTheme="majorEastAsia" w:hAnsiTheme="majorHAnsi" w:cstheme="majorBidi"/>
+      <w:rFonts/>
       <w:b/>
       <w:bCs/>
       <w:color w:val="365F91" w:themeColor="accent1" w:themeShade="BF"/>
@@ -1208,7 +1037,7 @@
     <w:uiPriority w:val="9"/>
     <w:rsid w:val="00FC693F"/>
     <w:rPr>
-      <w:rFonts w:asciiTheme="majorHAnsi" w:eastAsiaTheme="majorEastAsia" w:hAnsiTheme="majorHAnsi" w:cstheme="majorBidi"/>
+      <w:rFonts/>
       <w:b/>
       <w:bCs/>
       <w:color w:val="4F81BD" w:themeColor="accent1"/>
@@ -1223,7 +1052,7 @@
     <w:uiPriority w:val="9"/>
     <w:rsid w:val="00FC693F"/>
     <w:rPr>
-      <w:rFonts w:asciiTheme="majorHAnsi" w:eastAsiaTheme="majorEastAsia" w:hAnsiTheme="majorHAnsi" w:cstheme="majorBidi"/>
+      <w:rFonts/>
       <w:b/>
       <w:bCs/>
       <w:color w:val="4F81BD" w:themeColor="accent1"/>
@@ -1238,19 +1067,17 @@
     <w:qFormat/>
     <w:rsid w:val="00FC693F"/>
     <w:pPr>
-      <w:pBdr>
-        <w:bottom w:val="single" w:sz="8" w:space="4" w:color="4F81BD" w:themeColor="accent1"/>
-      </w:pBdr>
-      <w:spacing w:after="300" w:line="240" w:lineRule="auto"/>
+      <w:spacing w:after="120" w:line="259" w:lineRule="auto"/>
       <w:contextualSpacing/>
     </w:pPr>
     <w:rPr>
-      <w:rFonts w:asciiTheme="majorHAnsi" w:eastAsiaTheme="majorEastAsia" w:hAnsiTheme="majorHAnsi" w:cstheme="majorBidi"/>
-      <w:color w:val="17365D" w:themeColor="text2" w:themeShade="BF"/>
+      <w:rFonts w:ascii="Times New Roman" w:hAnsi="Times New Roman"/>
+      <w:color w:val="000000"/>
       <w:spacing w:val="5"/>
       <w:kern w:val="28"/>
-      <w:sz w:val="52"/>
+      <w:sz w:val="40"/>
       <w:szCs w:val="52"/>
+      <w:lang w:val="az-Latn-AZ"/>
     </w:rPr>
   </w:style>
   <w:style w:type="character" w:customStyle="1" w:styleId="TitleChar">
@@ -1260,7 +1087,7 @@
     <w:uiPriority w:val="10"/>
     <w:rsid w:val="00FC693F"/>
     <w:rPr>
-      <w:rFonts w:asciiTheme="majorHAnsi" w:eastAsiaTheme="majorEastAsia" w:hAnsiTheme="majorHAnsi" w:cstheme="majorBidi"/>
+      <w:rFonts/>
       <w:color w:val="17365D" w:themeColor="text2" w:themeShade="BF"/>
       <w:spacing w:val="5"/>
       <w:kern w:val="28"/>
@@ -1282,7 +1109,7 @@
       </w:numPr>
     </w:pPr>
     <w:rPr>
-      <w:rFonts w:asciiTheme="majorHAnsi" w:eastAsiaTheme="majorEastAsia" w:hAnsiTheme="majorHAnsi" w:cstheme="majorBidi"/>
+      <w:rFonts/>
       <w:i/>
       <w:iCs/>
       <w:color w:val="4F81BD" w:themeColor="accent1"/>
@@ -1298,7 +1125,7 @@
     <w:uiPriority w:val="11"/>
     <w:rsid w:val="00FC693F"/>
     <w:rPr>
-      <w:rFonts w:asciiTheme="majorHAnsi" w:eastAsiaTheme="majorEastAsia" w:hAnsiTheme="majorHAnsi" w:cstheme="majorBidi"/>
+      <w:rFonts/>
       <w:i/>
       <w:iCs/>
       <w:color w:val="4F81BD" w:themeColor="accent1"/>
@@ -1423,8 +1250,15 @@
       <w:numPr>
         <w:numId w:val="1"/>
       </w:numPr>
+      <w:spacing w:after="120" w:line="259" w:lineRule="auto"/>
       <w:contextualSpacing/>
     </w:pPr>
+    <w:rPr>
+      <w:rFonts w:ascii="Times New Roman" w:hAnsi="Times New Roman"/>
+      <w:color w:val="000000"/>
+      <w:sz w:val="24"/>
+      <w:lang w:val="az-Latn-AZ"/>
+    </w:rPr>
   </w:style>
   <w:style w:type="paragraph" w:styleId="ListBullet2">
     <w:name w:val="List Bullet 2"/>
@@ -1596,7 +1430,7 @@
     <w:semiHidden/>
     <w:rsid w:val="00FC693F"/>
     <w:rPr>
-      <w:rFonts w:asciiTheme="majorHAnsi" w:eastAsiaTheme="majorEastAsia" w:hAnsiTheme="majorHAnsi" w:cstheme="majorBidi"/>
+      <w:rFonts/>
       <w:b/>
       <w:bCs/>
       <w:i/>
@@ -1612,7 +1446,7 @@
     <w:semiHidden/>
     <w:rsid w:val="00FC693F"/>
     <w:rPr>
-      <w:rFonts w:asciiTheme="majorHAnsi" w:eastAsiaTheme="majorEastAsia" w:hAnsiTheme="majorHAnsi" w:cstheme="majorBidi"/>
+      <w:rFonts/>
       <w:color w:val="243F60" w:themeColor="accent1" w:themeShade="7F"/>
     </w:rPr>
   </w:style>
@@ -1624,7 +1458,7 @@
     <w:semiHidden/>
     <w:rsid w:val="00FC693F"/>
     <w:rPr>
-      <w:rFonts w:asciiTheme="majorHAnsi" w:eastAsiaTheme="majorEastAsia" w:hAnsiTheme="majorHAnsi" w:cstheme="majorBidi"/>
+      <w:rFonts/>
       <w:i/>
       <w:iCs/>
       <w:color w:val="243F60" w:themeColor="accent1" w:themeShade="7F"/>
@@ -1638,7 +1472,7 @@
     <w:semiHidden/>
     <w:rsid w:val="00FC693F"/>
     <w:rPr>
-      <w:rFonts w:asciiTheme="majorHAnsi" w:eastAsiaTheme="majorEastAsia" w:hAnsiTheme="majorHAnsi" w:cstheme="majorBidi"/>
+      <w:rFonts/>
       <w:i/>
       <w:iCs/>
       <w:color w:val="404040" w:themeColor="text1" w:themeTint="BF"/>
@@ -1652,7 +1486,7 @@
     <w:semiHidden/>
     <w:rsid w:val="00FC693F"/>
     <w:rPr>
-      <w:rFonts w:asciiTheme="majorHAnsi" w:eastAsiaTheme="majorEastAsia" w:hAnsiTheme="majorHAnsi" w:cstheme="majorBidi"/>
+      <w:rFonts/>
       <w:color w:val="4F81BD" w:themeColor="accent1"/>
       <w:sz w:val="20"/>
       <w:szCs w:val="20"/>
@@ -1666,7 +1500,7 @@
     <w:semiHidden/>
     <w:rsid w:val="00FC693F"/>
     <w:rPr>
-      <w:rFonts w:asciiTheme="majorHAnsi" w:eastAsiaTheme="majorEastAsia" w:hAnsiTheme="majorHAnsi" w:cstheme="majorBidi"/>
+      <w:rFonts/>
       <w:i/>
       <w:iCs/>
       <w:color w:val="404040" w:themeColor="text1" w:themeTint="BF"/>
@@ -1725,9 +1559,6 @@
     <w:qFormat/>
     <w:rsid w:val="00FC693F"/>
     <w:pPr>
-      <w:pBdr>
-        <w:bottom w:val="single" w:sz="4" w:space="4" w:color="4F81BD" w:themeColor="accent1"/>
-      </w:pBdr>
       <w:spacing w:before="200" w:after="280"/>
       <w:ind w:left="936" w:right="936"/>
     </w:pPr>
@@ -3255,7 +3086,7 @@
         <w:spacing w:before="0" w:after="0" w:line="240" w:lineRule="auto"/>
       </w:pPr>
       <w:rPr>
-        <w:rFonts w:asciiTheme="majorHAnsi" w:eastAsiaTheme="majorEastAsia" w:hAnsiTheme="majorHAnsi" w:cstheme="majorBidi"/>
+        <w:rFonts/>
         <w:b/>
         <w:bCs/>
       </w:rPr>
@@ -3276,7 +3107,7 @@
         <w:spacing w:before="0" w:after="0" w:line="240" w:lineRule="auto"/>
       </w:pPr>
       <w:rPr>
-        <w:rFonts w:asciiTheme="majorHAnsi" w:eastAsiaTheme="majorEastAsia" w:hAnsiTheme="majorHAnsi" w:cstheme="majorBidi"/>
+        <w:rFonts/>
         <w:b/>
         <w:bCs/>
       </w:rPr>
@@ -3294,14 +3125,14 @@
     </w:tblStylePr>
     <w:tblStylePr w:type="firstCol">
       <w:rPr>
-        <w:rFonts w:asciiTheme="majorHAnsi" w:eastAsiaTheme="majorEastAsia" w:hAnsiTheme="majorHAnsi" w:cstheme="majorBidi"/>
+        <w:rFonts/>
         <w:b/>
         <w:bCs/>
       </w:rPr>
     </w:tblStylePr>
     <w:tblStylePr w:type="lastCol">
       <w:rPr>
-        <w:rFonts w:asciiTheme="majorHAnsi" w:eastAsiaTheme="majorEastAsia" w:hAnsiTheme="majorHAnsi" w:cstheme="majorBidi"/>
+        <w:rFonts/>
         <w:b/>
         <w:bCs/>
       </w:rPr>
@@ -3385,7 +3216,7 @@
         <w:spacing w:before="0" w:after="0" w:line="240" w:lineRule="auto"/>
       </w:pPr>
       <w:rPr>
-        <w:rFonts w:asciiTheme="majorHAnsi" w:eastAsiaTheme="majorEastAsia" w:hAnsiTheme="majorHAnsi" w:cstheme="majorBidi"/>
+        <w:rFonts/>
         <w:b/>
         <w:bCs/>
       </w:rPr>
@@ -3406,7 +3237,7 @@
         <w:spacing w:before="0" w:after="0" w:line="240" w:lineRule="auto"/>
       </w:pPr>
       <w:rPr>
-        <w:rFonts w:asciiTheme="majorHAnsi" w:eastAsiaTheme="majorEastAsia" w:hAnsiTheme="majorHAnsi" w:cstheme="majorBidi"/>
+        <w:rFonts/>
         <w:b/>
         <w:bCs/>
       </w:rPr>
@@ -3424,14 +3255,14 @@
     </w:tblStylePr>
     <w:tblStylePr w:type="firstCol">
       <w:rPr>
-        <w:rFonts w:asciiTheme="majorHAnsi" w:eastAsiaTheme="majorEastAsia" w:hAnsiTheme="majorHAnsi" w:cstheme="majorBidi"/>
+        <w:rFonts/>
         <w:b/>
         <w:bCs/>
       </w:rPr>
     </w:tblStylePr>
     <w:tblStylePr w:type="lastCol">
       <w:rPr>
-        <w:rFonts w:asciiTheme="majorHAnsi" w:eastAsiaTheme="majorEastAsia" w:hAnsiTheme="majorHAnsi" w:cstheme="majorBidi"/>
+        <w:rFonts/>
         <w:b/>
         <w:bCs/>
       </w:rPr>
@@ -3515,7 +3346,7 @@
         <w:spacing w:before="0" w:after="0" w:line="240" w:lineRule="auto"/>
       </w:pPr>
       <w:rPr>
-        <w:rFonts w:asciiTheme="majorHAnsi" w:eastAsiaTheme="majorEastAsia" w:hAnsiTheme="majorHAnsi" w:cstheme="majorBidi"/>
+        <w:rFonts/>
         <w:b/>
         <w:bCs/>
       </w:rPr>
@@ -3536,7 +3367,7 @@
         <w:spacing w:before="0" w:after="0" w:line="240" w:lineRule="auto"/>
       </w:pPr>
       <w:rPr>
-        <w:rFonts w:asciiTheme="majorHAnsi" w:eastAsiaTheme="majorEastAsia" w:hAnsiTheme="majorHAnsi" w:cstheme="majorBidi"/>
+        <w:rFonts/>
         <w:b/>
         <w:bCs/>
       </w:rPr>
@@ -3554,14 +3385,14 @@
     </w:tblStylePr>
     <w:tblStylePr w:type="firstCol">
       <w:rPr>
-        <w:rFonts w:asciiTheme="majorHAnsi" w:eastAsiaTheme="majorEastAsia" w:hAnsiTheme="majorHAnsi" w:cstheme="majorBidi"/>
+        <w:rFonts/>
         <w:b/>
         <w:bCs/>
       </w:rPr>
     </w:tblStylePr>
     <w:tblStylePr w:type="lastCol">
       <w:rPr>
-        <w:rFonts w:asciiTheme="majorHAnsi" w:eastAsiaTheme="majorEastAsia" w:hAnsiTheme="majorHAnsi" w:cstheme="majorBidi"/>
+        <w:rFonts/>
         <w:b/>
         <w:bCs/>
       </w:rPr>
@@ -3645,7 +3476,7 @@
         <w:spacing w:before="0" w:after="0" w:line="240" w:lineRule="auto"/>
       </w:pPr>
       <w:rPr>
-        <w:rFonts w:asciiTheme="majorHAnsi" w:eastAsiaTheme="majorEastAsia" w:hAnsiTheme="majorHAnsi" w:cstheme="majorBidi"/>
+        <w:rFonts/>
         <w:b/>
         <w:bCs/>
       </w:rPr>
@@ -3666,7 +3497,7 @@
         <w:spacing w:before="0" w:after="0" w:line="240" w:lineRule="auto"/>
       </w:pPr>
       <w:rPr>
-        <w:rFonts w:asciiTheme="majorHAnsi" w:eastAsiaTheme="majorEastAsia" w:hAnsiTheme="majorHAnsi" w:cstheme="majorBidi"/>
+        <w:rFonts/>
         <w:b/>
         <w:bCs/>
       </w:rPr>
@@ -3684,14 +3515,14 @@
     </w:tblStylePr>
     <w:tblStylePr w:type="firstCol">
       <w:rPr>
-        <w:rFonts w:asciiTheme="majorHAnsi" w:eastAsiaTheme="majorEastAsia" w:hAnsiTheme="majorHAnsi" w:cstheme="majorBidi"/>
+        <w:rFonts/>
         <w:b/>
         <w:bCs/>
       </w:rPr>
     </w:tblStylePr>
     <w:tblStylePr w:type="lastCol">
       <w:rPr>
-        <w:rFonts w:asciiTheme="majorHAnsi" w:eastAsiaTheme="majorEastAsia" w:hAnsiTheme="majorHAnsi" w:cstheme="majorBidi"/>
+        <w:rFonts/>
         <w:b/>
         <w:bCs/>
       </w:rPr>
@@ -3775,7 +3606,7 @@
         <w:spacing w:before="0" w:after="0" w:line="240" w:lineRule="auto"/>
       </w:pPr>
       <w:rPr>
-        <w:rFonts w:asciiTheme="majorHAnsi" w:eastAsiaTheme="majorEastAsia" w:hAnsiTheme="majorHAnsi" w:cstheme="majorBidi"/>
+        <w:rFonts/>
         <w:b/>
         <w:bCs/>
       </w:rPr>
@@ -3796,7 +3627,7 @@
         <w:spacing w:before="0" w:after="0" w:line="240" w:lineRule="auto"/>
       </w:pPr>
       <w:rPr>
-        <w:rFonts w:asciiTheme="majorHAnsi" w:eastAsiaTheme="majorEastAsia" w:hAnsiTheme="majorHAnsi" w:cstheme="majorBidi"/>
+        <w:rFonts/>
         <w:b/>
         <w:bCs/>
       </w:rPr>
@@ -3814,14 +3645,14 @@
     </w:tblStylePr>
     <w:tblStylePr w:type="firstCol">
       <w:rPr>
-        <w:rFonts w:asciiTheme="majorHAnsi" w:eastAsiaTheme="majorEastAsia" w:hAnsiTheme="majorHAnsi" w:cstheme="majorBidi"/>
+        <w:rFonts/>
         <w:b/>
         <w:bCs/>
       </w:rPr>
     </w:tblStylePr>
     <w:tblStylePr w:type="lastCol">
       <w:rPr>
-        <w:rFonts w:asciiTheme="majorHAnsi" w:eastAsiaTheme="majorEastAsia" w:hAnsiTheme="majorHAnsi" w:cstheme="majorBidi"/>
+        <w:rFonts/>
         <w:b/>
         <w:bCs/>
       </w:rPr>
@@ -3905,7 +3736,7 @@
         <w:spacing w:before="0" w:after="0" w:line="240" w:lineRule="auto"/>
       </w:pPr>
       <w:rPr>
-        <w:rFonts w:asciiTheme="majorHAnsi" w:eastAsiaTheme="majorEastAsia" w:hAnsiTheme="majorHAnsi" w:cstheme="majorBidi"/>
+        <w:rFonts/>
         <w:b/>
         <w:bCs/>
       </w:rPr>
@@ -3926,7 +3757,7 @@
         <w:spacing w:before="0" w:after="0" w:line="240" w:lineRule="auto"/>
       </w:pPr>
       <w:rPr>
-        <w:rFonts w:asciiTheme="majorHAnsi" w:eastAsiaTheme="majorEastAsia" w:hAnsiTheme="majorHAnsi" w:cstheme="majorBidi"/>
+        <w:rFonts/>
         <w:b/>
         <w:bCs/>
       </w:rPr>
@@ -3944,14 +3775,14 @@
     </w:tblStylePr>
     <w:tblStylePr w:type="firstCol">
       <w:rPr>
-        <w:rFonts w:asciiTheme="majorHAnsi" w:eastAsiaTheme="majorEastAsia" w:hAnsiTheme="majorHAnsi" w:cstheme="majorBidi"/>
+        <w:rFonts/>
         <w:b/>
         <w:bCs/>
       </w:rPr>
     </w:tblStylePr>
     <w:tblStylePr w:type="lastCol">
       <w:rPr>
-        <w:rFonts w:asciiTheme="majorHAnsi" w:eastAsiaTheme="majorEastAsia" w:hAnsiTheme="majorHAnsi" w:cstheme="majorBidi"/>
+        <w:rFonts/>
         <w:b/>
         <w:bCs/>
       </w:rPr>
@@ -4035,7 +3866,7 @@
         <w:spacing w:before="0" w:after="0" w:line="240" w:lineRule="auto"/>
       </w:pPr>
       <w:rPr>
-        <w:rFonts w:asciiTheme="majorHAnsi" w:eastAsiaTheme="majorEastAsia" w:hAnsiTheme="majorHAnsi" w:cstheme="majorBidi"/>
+        <w:rFonts/>
         <w:b/>
         <w:bCs/>
       </w:rPr>
@@ -4056,7 +3887,7 @@
         <w:spacing w:before="0" w:after="0" w:line="240" w:lineRule="auto"/>
       </w:pPr>
       <w:rPr>
-        <w:rFonts w:asciiTheme="majorHAnsi" w:eastAsiaTheme="majorEastAsia" w:hAnsiTheme="majorHAnsi" w:cstheme="majorBidi"/>
+        <w:rFonts/>
         <w:b/>
         <w:bCs/>
       </w:rPr>
@@ -4074,14 +3905,14 @@
     </w:tblStylePr>
     <w:tblStylePr w:type="firstCol">
       <w:rPr>
-        <w:rFonts w:asciiTheme="majorHAnsi" w:eastAsiaTheme="majorEastAsia" w:hAnsiTheme="majorHAnsi" w:cstheme="majorBidi"/>
+        <w:rFonts/>
         <w:b/>
         <w:bCs/>
       </w:rPr>
     </w:tblStylePr>
     <w:tblStylePr w:type="lastCol">
       <w:rPr>
-        <w:rFonts w:asciiTheme="majorHAnsi" w:eastAsiaTheme="majorEastAsia" w:hAnsiTheme="majorHAnsi" w:cstheme="majorBidi"/>
+        <w:rFonts/>
         <w:b/>
         <w:bCs/>
       </w:rPr>
@@ -5946,7 +5777,7 @@
     </w:tblPr>
     <w:tblStylePr w:type="firstRow">
       <w:rPr>
-        <w:rFonts w:asciiTheme="majorHAnsi" w:eastAsiaTheme="majorEastAsia" w:hAnsiTheme="majorHAnsi" w:cstheme="majorBidi"/>
+        <w:rFonts/>
       </w:rPr>
       <w:tblPr/>
       <w:tcPr>
@@ -6030,7 +5861,7 @@
     </w:tblPr>
     <w:tblStylePr w:type="firstRow">
       <w:rPr>
-        <w:rFonts w:asciiTheme="majorHAnsi" w:eastAsiaTheme="majorEastAsia" w:hAnsiTheme="majorHAnsi" w:cstheme="majorBidi"/>
+        <w:rFonts/>
       </w:rPr>
       <w:tblPr/>
       <w:tcPr>
@@ -6114,7 +5945,7 @@
     </w:tblPr>
     <w:tblStylePr w:type="firstRow">
       <w:rPr>
-        <w:rFonts w:asciiTheme="majorHAnsi" w:eastAsiaTheme="majorEastAsia" w:hAnsiTheme="majorHAnsi" w:cstheme="majorBidi"/>
+        <w:rFonts/>
       </w:rPr>
       <w:tblPr/>
       <w:tcPr>
@@ -6198,7 +6029,7 @@
     </w:tblPr>
     <w:tblStylePr w:type="firstRow">
       <w:rPr>
-        <w:rFonts w:asciiTheme="majorHAnsi" w:eastAsiaTheme="majorEastAsia" w:hAnsiTheme="majorHAnsi" w:cstheme="majorBidi"/>
+        <w:rFonts/>
       </w:rPr>
       <w:tblPr/>
       <w:tcPr>
@@ -6282,7 +6113,7 @@
     </w:tblPr>
     <w:tblStylePr w:type="firstRow">
       <w:rPr>
-        <w:rFonts w:asciiTheme="majorHAnsi" w:eastAsiaTheme="majorEastAsia" w:hAnsiTheme="majorHAnsi" w:cstheme="majorBidi"/>
+        <w:rFonts/>
       </w:rPr>
       <w:tblPr/>
       <w:tcPr>
@@ -6366,7 +6197,7 @@
     </w:tblPr>
     <w:tblStylePr w:type="firstRow">
       <w:rPr>
-        <w:rFonts w:asciiTheme="majorHAnsi" w:eastAsiaTheme="majorEastAsia" w:hAnsiTheme="majorHAnsi" w:cstheme="majorBidi"/>
+        <w:rFonts/>
       </w:rPr>
       <w:tblPr/>
       <w:tcPr>
@@ -6450,7 +6281,7 @@
     </w:tblPr>
     <w:tblStylePr w:type="firstRow">
       <w:rPr>
-        <w:rFonts w:asciiTheme="majorHAnsi" w:eastAsiaTheme="majorEastAsia" w:hAnsiTheme="majorHAnsi" w:cstheme="majorBidi"/>
+        <w:rFonts/>
       </w:rPr>
       <w:tblPr/>
       <w:tcPr>
@@ -6515,7 +6346,7 @@
       <w:spacing w:after="0" w:line="240" w:lineRule="auto"/>
     </w:pPr>
     <w:rPr>
-      <w:rFonts w:asciiTheme="majorHAnsi" w:eastAsiaTheme="majorEastAsia" w:hAnsiTheme="majorHAnsi" w:cstheme="majorBidi"/>
+      <w:rFonts/>
       <w:color w:val="000000" w:themeColor="text1"/>
     </w:rPr>
     <w:tblPr>
@@ -6643,7 +6474,7 @@
       <w:spacing w:after="0" w:line="240" w:lineRule="auto"/>
     </w:pPr>
     <w:rPr>
-      <w:rFonts w:asciiTheme="majorHAnsi" w:eastAsiaTheme="majorEastAsia" w:hAnsiTheme="majorHAnsi" w:cstheme="majorBidi"/>
+      <w:rFonts/>
       <w:color w:val="000000" w:themeColor="text1"/>
     </w:rPr>
     <w:tblPr>
@@ -6771,7 +6602,7 @@
       <w:spacing w:after="0" w:line="240" w:lineRule="auto"/>
     </w:pPr>
     <w:rPr>
-      <w:rFonts w:asciiTheme="majorHAnsi" w:eastAsiaTheme="majorEastAsia" w:hAnsiTheme="majorHAnsi" w:cstheme="majorBidi"/>
+      <w:rFonts/>
       <w:color w:val="000000" w:themeColor="text1"/>
     </w:rPr>
     <w:tblPr>
@@ -6899,7 +6730,7 @@
       <w:spacing w:after="0" w:line="240" w:lineRule="auto"/>
     </w:pPr>
     <w:rPr>
-      <w:rFonts w:asciiTheme="majorHAnsi" w:eastAsiaTheme="majorEastAsia" w:hAnsiTheme="majorHAnsi" w:cstheme="majorBidi"/>
+      <w:rFonts/>
       <w:color w:val="000000" w:themeColor="text1"/>
     </w:rPr>
     <w:tblPr>
@@ -7027,7 +6858,7 @@
       <w:spacing w:after="0" w:line="240" w:lineRule="auto"/>
     </w:pPr>
     <w:rPr>
-      <w:rFonts w:asciiTheme="majorHAnsi" w:eastAsiaTheme="majorEastAsia" w:hAnsiTheme="majorHAnsi" w:cstheme="majorBidi"/>
+      <w:rFonts/>
       <w:color w:val="000000" w:themeColor="text1"/>
     </w:rPr>
     <w:tblPr>
@@ -7155,7 +6986,7 @@
       <w:spacing w:after="0" w:line="240" w:lineRule="auto"/>
     </w:pPr>
     <w:rPr>
-      <w:rFonts w:asciiTheme="majorHAnsi" w:eastAsiaTheme="majorEastAsia" w:hAnsiTheme="majorHAnsi" w:cstheme="majorBidi"/>
+      <w:rFonts/>
       <w:color w:val="000000" w:themeColor="text1"/>
     </w:rPr>
     <w:tblPr>
@@ -7283,7 +7114,7 @@
       <w:spacing w:after="0" w:line="240" w:lineRule="auto"/>
     </w:pPr>
     <w:rPr>
-      <w:rFonts w:asciiTheme="majorHAnsi" w:eastAsiaTheme="majorEastAsia" w:hAnsiTheme="majorHAnsi" w:cstheme="majorBidi"/>
+      <w:rFonts/>
       <w:color w:val="000000" w:themeColor="text1"/>
     </w:rPr>
     <w:tblPr>
@@ -7922,7 +7753,7 @@
       <w:spacing w:after="0" w:line="240" w:lineRule="auto"/>
     </w:pPr>
     <w:rPr>
-      <w:rFonts w:asciiTheme="majorHAnsi" w:eastAsiaTheme="majorEastAsia" w:hAnsiTheme="majorHAnsi" w:cstheme="majorBidi"/>
+      <w:rFonts/>
       <w:color w:val="000000" w:themeColor="text1"/>
     </w:rPr>
     <w:tblPr>
@@ -8047,7 +7878,7 @@
       <w:spacing w:after="0" w:line="240" w:lineRule="auto"/>
     </w:pPr>
     <w:rPr>
-      <w:rFonts w:asciiTheme="majorHAnsi" w:eastAsiaTheme="majorEastAsia" w:hAnsiTheme="majorHAnsi" w:cstheme="majorBidi"/>
+      <w:rFonts/>
       <w:color w:val="000000" w:themeColor="text1"/>
     </w:rPr>
     <w:tblPr>
@@ -8172,7 +8003,7 @@
       <w:spacing w:after="0" w:line="240" w:lineRule="auto"/>
     </w:pPr>
     <w:rPr>
-      <w:rFonts w:asciiTheme="majorHAnsi" w:eastAsiaTheme="majorEastAsia" w:hAnsiTheme="majorHAnsi" w:cstheme="majorBidi"/>
+      <w:rFonts/>
       <w:color w:val="000000" w:themeColor="text1"/>
     </w:rPr>
     <w:tblPr>
@@ -8297,7 +8128,7 @@
       <w:spacing w:after="0" w:line="240" w:lineRule="auto"/>
     </w:pPr>
     <w:rPr>
-      <w:rFonts w:asciiTheme="majorHAnsi" w:eastAsiaTheme="majorEastAsia" w:hAnsiTheme="majorHAnsi" w:cstheme="majorBidi"/>
+      <w:rFonts/>
       <w:color w:val="000000" w:themeColor="text1"/>
     </w:rPr>
     <w:tblPr>
@@ -8422,7 +8253,7 @@
       <w:spacing w:after="0" w:line="240" w:lineRule="auto"/>
     </w:pPr>
     <w:rPr>
-      <w:rFonts w:asciiTheme="majorHAnsi" w:eastAsiaTheme="majorEastAsia" w:hAnsiTheme="majorHAnsi" w:cstheme="majorBidi"/>
+      <w:rFonts/>
       <w:color w:val="000000" w:themeColor="text1"/>
     </w:rPr>
     <w:tblPr>
@@ -8547,7 +8378,7 @@
       <w:spacing w:after="0" w:line="240" w:lineRule="auto"/>
     </w:pPr>
     <w:rPr>
-      <w:rFonts w:asciiTheme="majorHAnsi" w:eastAsiaTheme="majorEastAsia" w:hAnsiTheme="majorHAnsi" w:cstheme="majorBidi"/>
+      <w:rFonts/>
       <w:color w:val="000000" w:themeColor="text1"/>
     </w:rPr>
     <w:tblPr>
@@ -8672,7 +8503,7 @@
       <w:spacing w:after="0" w:line="240" w:lineRule="auto"/>
     </w:pPr>
     <w:rPr>
-      <w:rFonts w:asciiTheme="majorHAnsi" w:eastAsiaTheme="majorEastAsia" w:hAnsiTheme="majorHAnsi" w:cstheme="majorBidi"/>
+      <w:rFonts/>
       <w:color w:val="000000" w:themeColor="text1"/>
     </w:rPr>
     <w:tblPr>

--- a/az/discovery-articles/6.6 Kompüter.docx
+++ b/az/discovery-articles/6.6 Kompüter.docx
@@ -120,7 +120,7 @@
         <w:widowControl/>
       </w:pPr>
       <w:r>
-        <w:t>Kim kəşf edib və ya yaradıb</w:t>
+        <w:t xml:space="preserve">Kim yaradıb</w:t>
       </w:r>
     </w:p>
     <w:p>
@@ -217,7 +217,7 @@
         <w:rPr>
           <w:sz w:val="20"/>
         </w:rPr>
-        <w:t>C Qurumların materialları və ensiklopedik mənbələr</w:t>
+        <w:t>Qurumların materialları və ensiklopedik mənbələr</w:t>
       </w:r>
     </w:p>
     <w:p>
@@ -277,7 +277,7 @@
         <w:rPr>
           <w:sz w:val="20"/>
         </w:rPr>
-        <w:t>D Muzey və arxiv materialları</w:t>
+        <w:t>Muzey və arxiv materialları</w:t>
       </w:r>
     </w:p>
     <w:p>
